--- a/Projektdokumentation_Sascha_Schulz.docx
+++ b/Projektdokumentation_Sascha_Schulz.docx
@@ -11423,7 +11423,7 @@
           <w:iCs/>
           <w:color w:val="888888"/>
         </w:rPr>
-        <w:t xml:space="preserve">Entwurf / vorläufig (07.06.2026): Die Testphase (Phase 6) hat noch nicht begonnen. Der folgende Text wird nach Durchführung der Tests mit den tatsächlichen Ergebnissen ersetzt.</w:t>
+        <w:t xml:space="preserve">Hinweis (auszufüllen): Dieser Abschnitt wird nach Durchführung der Testphase (Phase 6, KW25–KW26) mit den tatsächlichen Ergebnissen je Testfall ergänzt.</w:t>
       </w:r>
     </w:p>
     <w:p>
@@ -12287,19 +12287,6 @@
     </w:p>
     <w:p>
       <w:pPr>
-        <w:spacing w:after="80" w:before="80" w:line="360" w:lineRule="auto"/>
-      </w:pPr>
-      <w:r>
-        <w:rPr>
-          <w:i/>
-          <w:iCs/>
-          <w:color w:val="888888"/>
-        </w:rPr>
-        <w:t xml:space="preserve">Entwurf / vorläufig (07.06.2026): Die folgende Reflexion ist ein Zwischenstand und wird nach Projektabschluss (Ende KW26) finalisiert. Sie stützt sich auf den bisherigen Verlauf und das Projekttagebuch.</w:t>
-      </w:r>
-    </w:p>
-    <w:p>
-      <w:pPr>
         <w:pStyle w:val="Heading2"/>
       </w:pPr>
       <w:r>
@@ -12694,7 +12681,7 @@
       <w:r>
         <w:t xml:space="preserve">URL: </w:t>
       </w:r>
-      <w:hyperlink w:history="1" r:id="rIdbor9ipmcv-llecviakg3h">
+      <w:hyperlink w:history="1" r:id="rIdaqriq2mvlkf2vtrqzddnc">
         <w:r>
           <w:rPr>
             <w:rStyle w:val="Hyperlink"/>
@@ -12722,7 +12709,7 @@
       <w:r>
         <w:t xml:space="preserve">URL: </w:t>
       </w:r>
-      <w:hyperlink w:history="1" r:id="rId4e7lugf9uju6hluhlbb6w">
+      <w:hyperlink w:history="1" r:id="rId2r0xjji-jutrkhim8pqyk">
         <w:r>
           <w:rPr>
             <w:rStyle w:val="Hyperlink"/>
@@ -12750,7 +12737,7 @@
       <w:r>
         <w:t xml:space="preserve">URL: </w:t>
       </w:r>
-      <w:hyperlink w:history="1" r:id="rIdkm07ee3vxhtjblxm9nymy">
+      <w:hyperlink w:history="1" r:id="rIdnjq9b9aqscayjuxdutrg-">
         <w:r>
           <w:rPr>
             <w:rStyle w:val="Hyperlink"/>
@@ -12794,7 +12781,7 @@
       <w:r>
         <w:t xml:space="preserve">URL: </w:t>
       </w:r>
-      <w:hyperlink w:history="1" r:id="rIdcr4kqrhsqs2o6-dcnc1f7">
+      <w:hyperlink w:history="1" r:id="rIdg6f9ef8mtc7qsbtk31uft">
         <w:r>
           <w:rPr>
             <w:rStyle w:val="Hyperlink"/>
@@ -12822,7 +12809,7 @@
       <w:r>
         <w:t xml:space="preserve">URL: </w:t>
       </w:r>
-      <w:hyperlink w:history="1" r:id="rIdz7zcvv4ypyyc_td21ooan">
+      <w:hyperlink w:history="1" r:id="rIdfjcpzcxnli9bkfccrr62i">
         <w:r>
           <w:rPr>
             <w:rStyle w:val="Hyperlink"/>
@@ -12850,7 +12837,7 @@
       <w:r>
         <w:t xml:space="preserve">URL: </w:t>
       </w:r>
-      <w:hyperlink w:history="1" r:id="rIdsmdu1nea6n5ujyu7enzxu">
+      <w:hyperlink w:history="1" r:id="rIdjqlcfsmnuuokcedo-7mxx">
         <w:r>
           <w:rPr>
             <w:rStyle w:val="Hyperlink"/>
@@ -12878,7 +12865,7 @@
       <w:r>
         <w:t xml:space="preserve">URL: </w:t>
       </w:r>
-      <w:hyperlink w:history="1" r:id="rIdwjn07qz_v_vsgujr60ddc">
+      <w:hyperlink w:history="1" r:id="rIdl6ce1fyipgk7v52xl8apm">
         <w:r>
           <w:rPr>
             <w:rStyle w:val="Hyperlink"/>
@@ -12906,7 +12893,7 @@
       <w:r>
         <w:t xml:space="preserve">URL: </w:t>
       </w:r>
-      <w:hyperlink w:history="1" r:id="rIdkc_0kvpegszm4sqxkyipk">
+      <w:hyperlink w:history="1" r:id="rIdjtlrqboers9dxz3em1gy2">
         <w:r>
           <w:rPr>
             <w:rStyle w:val="Hyperlink"/>
@@ -12934,7 +12921,7 @@
       <w:r>
         <w:t xml:space="preserve">URL: </w:t>
       </w:r>
-      <w:hyperlink w:history="1" r:id="rIdkpimlyq0utatdiexizyld">
+      <w:hyperlink w:history="1" r:id="rId1-wtle5lqnffedxck4xlc">
         <w:r>
           <w:rPr>
             <w:rStyle w:val="Hyperlink"/>
@@ -12962,7 +12949,7 @@
       <w:r>
         <w:t xml:space="preserve">URL: </w:t>
       </w:r>
-      <w:hyperlink w:history="1" r:id="rIdtyfrp6obsevb57-hnlvwk">
+      <w:hyperlink w:history="1" r:id="rIdsrhcb-pwkfj_x5ftj_dsd">
         <w:r>
           <w:rPr>
             <w:rStyle w:val="Hyperlink"/>
@@ -12990,7 +12977,7 @@
       <w:r>
         <w:t xml:space="preserve">URL: </w:t>
       </w:r>
-      <w:hyperlink w:history="1" r:id="rIdhqyreitd-afpmo25kgqgl">
+      <w:hyperlink w:history="1" r:id="rIdj1ao1og5g_jiclw6vzrab">
         <w:r>
           <w:rPr>
             <w:rStyle w:val="Hyperlink"/>
@@ -13018,7 +13005,7 @@
       <w:r>
         <w:t xml:space="preserve">URL: </w:t>
       </w:r>
-      <w:hyperlink w:history="1" r:id="rIdld0mplwm8gjfap3ltamph">
+      <w:hyperlink w:history="1" r:id="rIdmqcq4reqjjkonhw9zhzvh">
         <w:r>
           <w:rPr>
             <w:rStyle w:val="Hyperlink"/>
